--- a/backend/templates/instruction_template.docx
+++ b/backend/templates/instruction_template.docx
@@ -28,6 +28,7 @@
     <w:p>
       <w:pPr>
         <w:pStyle w:val="Heading2"/>
+        <w:keepNext/>
       </w:pPr>
       <w:r>
         <w:t>Step {{ loop.index }}</w:t>
@@ -36,6 +37,7 @@
     <w:p>
       <w:pPr>
         <w:pStyle w:val="BodyText"/>
+        <w:keepNext/>
         <w:spacing w:after="240"/>
         <w:jc w:val="both"/>
       </w:pPr>
@@ -45,6 +47,7 @@
     </w:p>
     <w:p>
       <w:pPr>
+        <w:keepNext/>
         <w:jc w:val="center"/>
       </w:pPr>
       <w:r>
@@ -67,8 +70,8 @@
       </w:r>
     </w:p>
     <w:sectPr>
-      <w:pgSz w:w="11906" w:h="16838"/>
-      <w:pgMar w:top="1417" w:right="1417" w:bottom="1417" w:left="1417" w:header="720" w:footer="720" w:gutter="0"/>
+      <w:pgSz w:w="16838" w:h="11906" w:orient="landscape"/>
+      <w:pgMar w:top="360" w:right="360" w:bottom="360" w:left="360" w:header="720" w:footer="720" w:gutter="0"/>
       <w:cols w:space="720"/>
       <w:docGrid w:linePitch="360"/>
     </w:sectPr>

--- a/backend/templates/instruction_template.docx
+++ b/backend/templates/instruction_template.docx
@@ -18,6 +18,36 @@
       </w:pPr>
       <w:r>
         <w:t>Generated on {{ date }}</w:t>
+      </w:r>
+    </w:p>
+    <w:p>
+      <w:r>
+        <w:t>{%p if introduction %}</w:t>
+      </w:r>
+    </w:p>
+    <w:p>
+      <w:pPr>
+        <w:pStyle w:val="Heading2"/>
+        <w:keepNext/>
+        <w:jc w:val="center"/>
+      </w:pPr>
+      <w:r>
+        <w:t>Overview</w:t>
+      </w:r>
+    </w:p>
+    <w:p>
+      <w:pPr>
+        <w:pStyle w:val="BodyText"/>
+        <w:spacing w:after="240"/>
+        <w:jc w:val="both"/>
+      </w:pPr>
+      <w:r>
+        <w:t>{{ introduction }}</w:t>
+      </w:r>
+    </w:p>
+    <w:p>
+      <w:r>
+        <w:t>{%p endif %}</w:t>
       </w:r>
     </w:p>
     <w:p>

--- a/backend/templates/instruction_template.docx
+++ b/backend/templates/instruction_template.docx
@@ -17,7 +17,13 @@
         <w:jc w:val="center"/>
       </w:pPr>
       <w:r>
-        <w:t>Generated on {{ date }}</w:t>
+        <w:rPr>
+          <w:rFonts w:ascii="Consolas" w:hAnsi="Consolas"/>
+          <w:i w:val="0"/>
+          <w:color w:val="6E7684"/>
+          <w:sz w:val="22"/>
+        </w:rPr>
+        <w:t>GENERATED · {{ date|upper }}</w:t>
       </w:r>
     </w:p>
     <w:p>
@@ -61,7 +67,12 @@
         <w:keepNext/>
       </w:pPr>
       <w:r>
-        <w:t>Step {{ loop.index }}</w:t>
+        <w:rPr>
+          <w:rFonts w:ascii="Consolas" w:hAnsi="Consolas"/>
+          <w:b w:val="0"/>
+          <w:sz w:val="22"/>
+        </w:rPr>
+        <w:t>STEP {{ "%02d"|format(loop.index) }}</w:t>
       </w:r>
     </w:p>
     <w:p>
@@ -100,6 +111,7 @@
       </w:r>
     </w:p>
     <w:sectPr>
+      <w:footerReference w:type="default" r:id="rId9"/>
       <w:pgSz w:w="16838" w:h="11906" w:orient="landscape"/>
       <w:pgMar w:top="360" w:right="360" w:bottom="360" w:left="360" w:header="720" w:footer="720" w:gutter="0"/>
       <w:cols w:space="720"/>
@@ -107,6 +119,64 @@
     </w:sectPr>
   </w:body>
 </w:document>
+</file>
+
+<file path=word/footer1.xml><?xml version="1.0" encoding="utf-8"?>
+<w:ftr xmlns:m="http://schemas.openxmlformats.org/officeDocument/2006/math" xmlns:mc="http://schemas.openxmlformats.org/markup-compatibility/2006" xmlns:mo="http://schemas.microsoft.com/office/mac/office/2008/main" xmlns:mv="urn:schemas-microsoft-com:mac:vml" xmlns:o="urn:schemas-microsoft-com:office:office" xmlns:r="http://schemas.openxmlformats.org/officeDocument/2006/relationships" xmlns:v="urn:schemas-microsoft-com:vml" xmlns:w10="urn:schemas-microsoft-com:office:word" xmlns:w14="http://schemas.microsoft.com/office/word/2010/wordml" xmlns:w="http://schemas.openxmlformats.org/wordprocessingml/2006/main" xmlns:wne="http://schemas.microsoft.com/office/word/2006/wordml" xmlns:wp14="http://schemas.microsoft.com/office/word/2010/wordprocessingDrawing" xmlns:wp="http://schemas.openxmlformats.org/drawingml/2006/wordprocessingDrawing" xmlns:wpc="http://schemas.microsoft.com/office/word/2010/wordprocessingCanvas" xmlns:wpg="http://schemas.microsoft.com/office/word/2010/wordprocessingGroup" xmlns:wpi="http://schemas.microsoft.com/office/word/2010/wordprocessingInk" xmlns:wps="http://schemas.microsoft.com/office/word/2010/wordprocessingShape" mc:Ignorable="w14 wp14">
+  <w:p>
+    <w:pPr>
+      <w:pStyle w:val="Footer"/>
+      <w:jc w:val="center"/>
+    </w:pPr>
+    <w:r>
+      <w:rPr>
+        <w:rFonts w:ascii="Consolas" w:hAnsi="Consolas"/>
+        <w:color w:val="6E7684"/>
+        <w:sz w:val="16"/>
+        <w:noProof/>
+      </w:rPr>
+      <w:t>Generated by InstructionsCrafter</w:t>
+    </w:r>
+    <w:r>
+      <w:rPr>
+        <w:rFonts w:ascii="Consolas" w:hAnsi="Consolas"/>
+        <w:color w:val="6E7684"/>
+        <w:sz w:val="16"/>
+      </w:rPr>
+      <w:t xml:space="preserve"> · Page </w:t>
+    </w:r>
+    <w:r>
+      <w:rPr>
+        <w:rFonts w:ascii="Consolas" w:hAnsi="Consolas"/>
+        <w:color w:val="6E7684"/>
+        <w:sz w:val="16"/>
+        <w:noProof/>
+      </w:rPr>
+      <w:fldChar w:fldCharType="begin"/>
+      <w:instrText xml:space="preserve">PAGE</w:instrText>
+      <w:fldChar w:fldCharType="end"/>
+    </w:r>
+    <w:r>
+      <w:rPr>
+        <w:rFonts w:ascii="Consolas" w:hAnsi="Consolas"/>
+        <w:color w:val="6E7684"/>
+        <w:sz w:val="16"/>
+      </w:rPr>
+      <w:t xml:space="preserve"> of </w:t>
+    </w:r>
+    <w:r>
+      <w:rPr>
+        <w:rFonts w:ascii="Consolas" w:hAnsi="Consolas"/>
+        <w:color w:val="6E7684"/>
+        <w:sz w:val="16"/>
+        <w:noProof/>
+      </w:rPr>
+      <w:fldChar w:fldCharType="begin"/>
+      <w:instrText xml:space="preserve">NUMPAGES</w:instrText>
+      <w:fldChar w:fldCharType="end"/>
+    </w:r>
+  </w:p>
+</w:ftr>
 </file>
 
 <file path=word/numbering.xml><?xml version="1.0" encoding="utf-8"?>
@@ -472,6 +542,9 @@
     <w:name w:val="Normal"/>
     <w:qFormat/>
     <w:rsid w:val="00FC693F"/>
+    <w:rPr>
+      <w:color w:val="15171C"/>
+    </w:rPr>
   </w:style>
   <w:style w:type="paragraph" w:styleId="Header">
     <w:name w:val="header"/>
@@ -559,7 +632,7 @@
       <w:rFonts w:asciiTheme="majorHAnsi" w:eastAsiaTheme="majorEastAsia" w:hAnsiTheme="majorHAnsi" w:cstheme="majorBidi"/>
       <w:b/>
       <w:bCs/>
-      <w:color w:val="4F81BD" w:themeColor="accent1"/>
+      <w:color w:val="3080F8"/>
       <w:sz w:val="26"/>
       <w:szCs w:val="26"/>
     </w:rPr>
@@ -814,15 +887,15 @@
     <w:qFormat/>
     <w:rsid w:val="00FC693F"/>
     <w:pPr>
-      <w:pBdr>
-        <w:bottom w:val="single" w:sz="8" w:space="4" w:color="4F81BD" w:themeColor="accent1"/>
-      </w:pBdr>
       <w:spacing w:after="300" w:line="240" w:lineRule="auto"/>
       <w:contextualSpacing/>
+      <w:pBdr>
+        <w:bottom w:val="single" w:sz="6" w:space="4" w:color="3080F8"/>
+      </w:pBdr>
     </w:pPr>
     <w:rPr>
       <w:rFonts w:asciiTheme="majorHAnsi" w:eastAsiaTheme="majorEastAsia" w:hAnsiTheme="majorHAnsi" w:cstheme="majorBidi"/>
-      <w:color w:val="17365D" w:themeColor="text2" w:themeShade="BF"/>
+      <w:color w:val="3080F8"/>
       <w:spacing w:val="5"/>
       <w:kern w:val="28"/>
       <w:sz w:val="52"/>
@@ -904,6 +977,9 @@
     <w:pPr>
       <w:spacing w:after="120"/>
     </w:pPr>
+    <w:rPr>
+      <w:color w:val="15171C"/>
+    </w:rPr>
   </w:style>
   <w:style w:type="character" w:customStyle="1" w:styleId="BodyTextChar">
     <w:name w:val="Body Text Char"/>
@@ -1263,9 +1339,9 @@
       <w:spacing w:line="240" w:lineRule="auto"/>
     </w:pPr>
     <w:rPr>
-      <w:b/>
+      <w:b w:val="0"/>
       <w:bCs/>
-      <w:color w:val="4F81BD" w:themeColor="accent1"/>
+      <w:color w:val="6E7684"/>
       <w:sz w:val="18"/>
       <w:szCs w:val="18"/>
     </w:rPr>
